--- a/artifacts/digest_cio.docx
+++ b/artifacts/digest_cio.docx
@@ -8,7 +8,7 @@
         <w:jc w:val="center"/>
       </w:pPr>
       <w:r>
-        <w:t>INTELLIGENCE DIGEST</w:t>
+        <w:t>Ежемесячный дайджест ИТ/ИБ</w:t>
       </w:r>
     </w:p>
     <w:p>
@@ -16,7 +16,12 @@
         <w:jc w:val="center"/>
       </w:pPr>
       <w:r>
-        <w:t>Роль: cio  |  Интересы: AI, cloud, regulation, digital transformation</w:t>
+        <w:t>Руководитель · 15.10.2026 03:00 · период: Месяц</w:t>
+      </w:r>
+    </w:p>
+    <w:p>
+      <w:r>
+        <w:t>Интересы: AI, cloud, regulation, утечка</w:t>
       </w:r>
     </w:p>
     <w:p>
@@ -24,15 +29,37 @@
         <w:pStyle w:val="Heading1"/>
       </w:pPr>
       <w:r>
-        <w:t>1. Enterprise AI adoption accelerates in regulated industries</w:t>
+        <w:t>Ключевые цифры</w:t>
+      </w:r>
+    </w:p>
+    <w:p>
+      <w:r>
+        <w:t>Событий: 2 (публикаций: 2); уязвимости: 0; атаки: 0; с exploit/PoC: 0</w:t>
+      </w:r>
+    </w:p>
+    <w:p>
+      <w:pPr>
+        <w:pStyle w:val="Heading1"/>
+      </w:pPr>
+      <w:r>
+        <w:t>AI</w:t>
+      </w:r>
+    </w:p>
+    <w:p>
+      <w:pPr>
+        <w:pStyle w:val="Heading2"/>
+      </w:pPr>
+      <w:r>
+        <w:t>Enterprise AI adoption accelerates in regulated industries</w:t>
       </w:r>
     </w:p>
     <w:p>
       <w:r>
         <w:rPr>
-          <w:b/>
+          <w:i/>
+          <w:color w:val="555555"/>
         </w:rPr>
-        <w:t>ai · relevance 81%</w:t>
+        <w:t>Инфо ·  · релевантность 80%</w:t>
       </w:r>
     </w:p>
     <w:p>
@@ -42,16 +69,31 @@
     </w:p>
     <w:p>
       <w:r>
-        <w:t>Почему важно: Соответствует интересам роли cio</w:t>
+        <w:rPr>
+          <w:b/>
+        </w:rPr>
+        <w:t xml:space="preserve">Почему важно: </w:t>
+      </w:r>
+      <w:r>
+        <w:t>Соответствует интересам руководителя</w:t>
+      </w:r>
+    </w:p>
+    <w:p>
+      <w:pPr>
+        <w:ind w:left="432"/>
+      </w:pPr>
+      <w:r>
+        <w:rPr>
+          <w:i/>
+        </w:rPr>
+        <w:t>«AI and LLM adoption grows as enterprises establish governance and regulation controls.»</w:t>
       </w:r>
     </w:p>
     <w:p>
       <w:r>
-        <w:t>Причины отбора: AI, regulation</w:t>
-      </w:r>
-    </w:p>
-    <w:p>
-      <w:r>
+        <w:rPr>
+          <w:b/>
+        </w:rPr>
         <w:t>Источники:</w:t>
       </w:r>
     </w:p>
@@ -59,24 +101,39 @@
       <w:pPr>
         <w:pStyle w:val="ListBullet"/>
       </w:pPr>
-      <w:r>
-        <w:t>https://example.org/enterprise-ai</w:t>
-      </w:r>
+      <w:hyperlink r:id="rId9">
+        <w:r>
+          <w:rPr>
+            <w:u w:val="single"/>
+            <w:color w:val="0563C1"/>
+          </w:rPr>
+          <w:t>Tech Research: Enterprise AI adoption accelerates in regulated industries</w:t>
+        </w:r>
+      </w:hyperlink>
     </w:p>
     <w:p>
       <w:pPr>
         <w:pStyle w:val="Heading1"/>
       </w:pPr>
       <w:r>
-        <w:t>2. Cloud transformation changes enterprise operating models</w:t>
+        <w:t>cloud</w:t>
+      </w:r>
+    </w:p>
+    <w:p>
+      <w:pPr>
+        <w:pStyle w:val="Heading2"/>
+      </w:pPr>
+      <w:r>
+        <w:t>Cloud transformation changes enterprise operating models</w:t>
       </w:r>
     </w:p>
     <w:p>
       <w:r>
         <w:rPr>
-          <w:b/>
+          <w:i/>
+          <w:color w:val="555555"/>
         </w:rPr>
-        <w:t>cloud · relevance 81%</w:t>
+        <w:t>Инфо ·  · релевантность 77%</w:t>
       </w:r>
     </w:p>
     <w:p>
@@ -86,16 +143,31 @@
     </w:p>
     <w:p>
       <w:r>
-        <w:t>Почему важно: Соответствует интересам роли cio</w:t>
+        <w:rPr>
+          <w:b/>
+        </w:rPr>
+        <w:t xml:space="preserve">Почему важно: </w:t>
+      </w:r>
+      <w:r>
+        <w:t>Соответствует интересам руководителя</w:t>
+      </w:r>
+    </w:p>
+    <w:p>
+      <w:pPr>
+        <w:ind w:left="432"/>
+      </w:pPr>
+      <w:r>
+        <w:rPr>
+          <w:i/>
+        </w:rPr>
+        <w:t>«Cloud platforms and digital transformation are changing enterprise operating models.»</w:t>
       </w:r>
     </w:p>
     <w:p>
       <w:r>
-        <w:t>Причины отбора: cloud, digital transformation</w:t>
-      </w:r>
-    </w:p>
-    <w:p>
-      <w:r>
+        <w:rPr>
+          <w:b/>
+        </w:rPr>
         <w:t>Источники:</w:t>
       </w:r>
     </w:p>
@@ -103,9 +175,15 @@
       <w:pPr>
         <w:pStyle w:val="ListBullet"/>
       </w:pPr>
-      <w:r>
-        <w:t>https://example.org/cloud</w:t>
-      </w:r>
+      <w:hyperlink r:id="rId10">
+        <w:r>
+          <w:rPr>
+            <w:u w:val="single"/>
+            <w:color w:val="0563C1"/>
+          </w:rPr>
+          <w:t>IT Strategy: Cloud transformation changes enterprise operating models</w:t>
+        </w:r>
+      </w:hyperlink>
     </w:p>
     <w:sectPr>
       <w:pgSz w:w="12240" w:h="15840"/>
